--- a/klagomål/A 49670-2019 FSC-klagomål.docx
+++ b/klagomål/A 49670-2019 FSC-klagomål.docx
@@ -694,7 +694,7 @@
     <w:r>
       <w:tab/>
       <w:tab/>
-      <w:t>2025-07-04</w:t>
+      <w:t>2025-07-05</w:t>
       <w:br/>
       <w:br/>
     </w:r>

--- a/klagomål/A 49670-2019 FSC-klagomål.docx
+++ b/klagomål/A 49670-2019 FSC-klagomål.docx
@@ -694,7 +694,7 @@
     <w:r>
       <w:tab/>
       <w:tab/>
-      <w:t>2025-07-05</w:t>
+      <w:t>2025-07-06</w:t>
       <w:br/>
       <w:br/>
     </w:r>

--- a/klagomål/A 49670-2019 FSC-klagomål.docx
+++ b/klagomål/A 49670-2019 FSC-klagomål.docx
@@ -694,7 +694,7 @@
     <w:r>
       <w:tab/>
       <w:tab/>
-      <w:t>2025-07-06</w:t>
+      <w:t>2025-07-07</w:t>
       <w:br/>
       <w:br/>
     </w:r>

--- a/klagomål/A 49670-2019 FSC-klagomål.docx
+++ b/klagomål/A 49670-2019 FSC-klagomål.docx
@@ -694,7 +694,7 @@
     <w:r>
       <w:tab/>
       <w:tab/>
-      <w:t>2025-07-07</w:t>
+      <w:t>2025-07-08</w:t>
       <w:br/>
       <w:br/>
     </w:r>

--- a/klagomål/A 49670-2019 FSC-klagomål.docx
+++ b/klagomål/A 49670-2019 FSC-klagomål.docx
@@ -694,7 +694,7 @@
     <w:r>
       <w:tab/>
       <w:tab/>
-      <w:t>2025-07-08</w:t>
+      <w:t>2025-07-09</w:t>
       <w:br/>
       <w:br/>
     </w:r>

--- a/klagomål/A 49670-2019 FSC-klagomål.docx
+++ b/klagomål/A 49670-2019 FSC-klagomål.docx
@@ -694,7 +694,7 @@
     <w:r>
       <w:tab/>
       <w:tab/>
-      <w:t>2025-07-09</w:t>
+      <w:t>2025-07-11</w:t>
       <w:br/>
       <w:br/>
     </w:r>

--- a/klagomål/A 49670-2019 FSC-klagomål.docx
+++ b/klagomål/A 49670-2019 FSC-klagomål.docx
@@ -694,7 +694,7 @@
     <w:r>
       <w:tab/>
       <w:tab/>
-      <w:t>2025-07-11</w:t>
+      <w:t>2025-07-12</w:t>
       <w:br/>
       <w:br/>
     </w:r>

--- a/klagomål/A 49670-2019 FSC-klagomål.docx
+++ b/klagomål/A 49670-2019 FSC-klagomål.docx
@@ -694,7 +694,7 @@
     <w:r>
       <w:tab/>
       <w:tab/>
-      <w:t>2025-07-12</w:t>
+      <w:t>2025-07-13</w:t>
       <w:br/>
       <w:br/>
     </w:r>

--- a/klagomål/A 49670-2019 FSC-klagomål.docx
+++ b/klagomål/A 49670-2019 FSC-klagomål.docx
@@ -694,7 +694,7 @@
     <w:r>
       <w:tab/>
       <w:tab/>
-      <w:t>2025-07-13</w:t>
+      <w:t>2025-07-14</w:t>
       <w:br/>
       <w:br/>
     </w:r>

--- a/klagomål/A 49670-2019 FSC-klagomål.docx
+++ b/klagomål/A 49670-2019 FSC-klagomål.docx
@@ -694,7 +694,7 @@
     <w:r>
       <w:tab/>
       <w:tab/>
-      <w:t>2025-08-06</w:t>
+      <w:t>2025-08-09</w:t>
       <w:br/>
       <w:br/>
     </w:r>
